--- a/flow/20230914_vu_template/В,У - Мінея/09-Вересень/11-__-Теодори.docx
+++ b/flow/20230914_vu_template/В,У - Мінея/09-Вересень/11-__-Теодори.docx
@@ -1279,7 +1279,7 @@
           <w:sz w:val="24"/>
           <w:szCs w:val="24"/>
         </w:rPr>
-        <w:t>Виходить чоловік до свого діла,* і до своєї праці аж до вечора.</w:t>
+        <w:t>Виходить людина до свого діла,* і до своєї праці аж до вечора.</w:t>
       </w:r>
     </w:p>
     <w:p>
@@ -1778,7 +1778,7 @@
           <w:sz w:val="24"/>
           <w:szCs w:val="24"/>
         </w:rPr>
-        <w:t xml:space="preserve"> нас достойними любити і боятися тебе від усього серця нашого і творити в усьому волю твою. Бо ти є добрий і чоловіколюбний Бог, і тобі славу віддаємо: Отцю, і Сину, і Святому Духові, нині і повсякчас, і на віки віків. Амінь.</w:t>
+        <w:t xml:space="preserve"> нас достойними любити і боятися тебе від усього серця нашого і творити в усьому волю твою. Бо ти є добрий і людинолюбний Бог, і тобі славу віддаємо: Отцю, і Сину, і Святому Духові, нині і повсякчас, і на віки віків. Амінь.</w:t>
       </w:r>
     </w:p>
     <w:p>
@@ -1858,7 +1858,7 @@
           <w:sz w:val="24"/>
           <w:szCs w:val="24"/>
         </w:rPr>
-        <w:t>е, ніж ми просимо, або розуміємо. Самий ти, чоловіколюбний Царю, у всьому добрий, задовольни нас багатством твоїх ласк, щоб ми непостидною совістю призивали святе ім'я твоє; і не введи нас у спокусу, але визволь нас від злого, і провидінням твоїм дай нам у</w:t>
+        <w:t>е, ніж ми просимо, або розуміємо. Самий ти, людинолюбний Царю, у всьому добрий, задовольни нас багатством твоїх ласк, щоб ми непостидною совістю призивали святе ім'я твоє; і не введи нас у спокусу, але визволь нас від злого, і провидінням твоїм дай нам у</w:t>
       </w:r>
       <w:r>
         <w:rPr>
@@ -1902,7 +1902,7 @@
           <w:sz w:val="24"/>
           <w:szCs w:val="24"/>
         </w:rPr>
-        <w:t>адай твої милості і ласки, відвідай нас у твоїй доброті і дай нам пройти й останок нинішнього дня вільним від різних затій лукавого, і збережи наше життя без напастувань, благодаттю Святого твого Духа, − милістю, щедротами і чоловіколюб'ям єдинородного Син</w:t>
+        <w:t>адай твої милості і ласки, відвідай нас у твоїй доброті і дай нам пройти й останок нинішнього дня вільним від різних затій лукавого, і збережи наше життя без напастувань, благодаттю Святого твого Духа, − милістю, щедротами і людинолюб'ям єдинородного Син</w:t>
       </w:r>
       <w:r>
         <w:rPr>
@@ -1946,7 +1946,7 @@
           <w:sz w:val="24"/>
           <w:szCs w:val="24"/>
         </w:rPr>
-        <w:t xml:space="preserve">іцяне царство уділеними ласками впродовж цього дня, остерігши нас від усякого лиха! Дай нам і решту непорочно докінчити перед святою твоєю славою і величати тебе одного і доброго, і чоловіколюбного Бога нашого. Бо ти Бог наш і тобі славу віддаємо: Отцю, і </w:t>
+        <w:t xml:space="preserve">іцяне царство уділеними ласками впродовж цього дня, остерігши нас від усякого лиха! Дай нам і решту непорочно докінчити перед святою твоєю славою і величати тебе одного і доброго, і людинолюбного Бога нашого. Бо ти Бог наш і тобі славу віддаємо: Отцю, і </w:t>
       </w:r>
       <w:r>
         <w:rPr>
@@ -1990,7 +1990,7 @@
           <w:sz w:val="24"/>
           <w:szCs w:val="24"/>
         </w:rPr>
-        <w:t xml:space="preserve"> і зорі, щоб володіли ніччю, нас же грішних вчинив достойними і в теперішню годину стати перед твоїм обличчям, щоб тебе визнавати і принести тобі вечірнє славослов'я. Направ, Чоловіколюбче, молитву нашу, немов кадило, перед тобою і прийми її, як благовонни</w:t>
+        <w:t xml:space="preserve"> і зорі, щоб володіли ніччю, нас же грішних вчинив достойними і в теперішню годину стати перед твоїм обличчям, щоб тебе визнавати і принести тобі вечірнє славослов'я. Направ, Людинолюбче, молитву нашу, немов кадило, перед тобою і прийми її, як благовонни</w:t>
       </w:r>
       <w:r>
         <w:rPr>
@@ -2014,7 +2014,7 @@
           <w:sz w:val="24"/>
           <w:szCs w:val="24"/>
         </w:rPr>
-        <w:t xml:space="preserve">воїх людей провини. Відвідай їх задля молитов святої Богородиці. Бо ти є добрий і чоловіколюбний </w:t>
+        <w:t xml:space="preserve">воїх людей провини. Відвідай їх задля молитов святої Богородиці. Бо ти є добрий і людинолюбний </w:t>
       </w:r>
       <w:r>
         <w:rPr>
@@ -9628,7 +9628,7 @@
           <w:szCs w:val="24"/>
           <w:u w:val="single"/>
         </w:rPr>
-        <w:t>лав, щоб правити днем, а місяць і зорі, щоб володіли ніччю, нас же грішних вчинив достойними і в теперішню годину стати перед твоїм обличчям, щоб тебе визнавати і принести тобі вечірнє славослов'я. Направ, Чоловіколюбче, молитву нашу, немов кадило, перед т</w:t>
+        <w:t>лав, щоб правити днем, а місяць і зорі, щоб володіли ніччю, нас же грішних вчинив достойними і в теперішню годину стати перед твоїм обличчям, щоб тебе визнавати і принести тобі вечірнє славослов'я. Направ, Людинолюбче, молитву нашу, немов кадило, перед т</w:t>
       </w:r>
       <w:r>
         <w:rPr>
@@ -9926,7 +9926,7 @@
           <w:sz w:val="24"/>
           <w:szCs w:val="24"/>
         </w:rPr>
-        <w:t>обою, страшним і чоловіколюбним Суддею, слуги твої схилили свої голови і зігнули свої шиї, не від людей очікуючи допомоги, але на твою надіючись милість і твого очікуючи спасіння; тож оберігай їх повсякчасно, і в цей вечір, і в прийдешню ніч збережи від ус</w:t>
+        <w:t>обою, страшним і людинолюбним Суддею, слуги твої схилили свої голови і зігнули свої шиї, не від людей очікуючи допомоги, але на твою надіючись милість і твого очікуючи спасіння; тож оберігай їх повсякчасно, і в цей вечір, і в прийдешню ніч збережи від ус</w:t>
       </w:r>
       <w:r>
         <w:rPr>
@@ -11674,7 +11674,7 @@
           <w:sz w:val="24"/>
           <w:szCs w:val="24"/>
         </w:rPr>
-        <w:t>, і всіх святих, помилує і спасе нас, як благий і чоловіколюбець.</w:t>
+        <w:t>, і всіх святих, помилує і спасе нас, як благий і людинолюбний.</w:t>
       </w:r>
     </w:p>
     <w:p>
@@ -13235,7 +13235,7 @@
           <w:sz w:val="24"/>
           <w:szCs w:val="24"/>
         </w:rPr>
-        <w:t>Мене залічено до тих, що сходять у яму.* Я став як чоловік, що допомоги не має.</w:t>
+        <w:t>Мене залічено до тих, що сходять у яму.* Я став як людина, що допомоги не має.</w:t>
       </w:r>
     </w:p>
     <w:p>
@@ -14918,16 +14918,16 @@
           <w:sz w:val="24"/>
           <w:szCs w:val="24"/>
         </w:rPr>
-        <w:t>владу прощати гріхи. Серце ж чисте вчини в нас і Духом владичним утверди нас, і радість спасіння твого яви нам. Не відкинь нас від лиця твого, але дозволь, як Добрий і Чоловіколюбець, аж до останнього нашого віддиху появляти тобі жертву справедливости й пр</w:t>
-      </w:r>
-      <w:r>
-        <w:rPr>
-          <w:rFonts w:ascii="Times New Roman" w:hAnsi="Times New Roman"/>
-          <w:color w:val="000000"/>
-          <w:sz w:val="24"/>
-          <w:szCs w:val="24"/>
-        </w:rPr>
-        <w:t>иноси на святих твоїх жертовниках, милістю і ласками і чоловіколюб'ям єдинородного Сина твого, з яким ти є благословенний з пресвятим, добрим і животворящим твоїм Духом, нині й повсякчас, і на віки віків. Амінь.</w:t>
+        <w:t>владу прощати гріхи. Серце ж чисте вчини в нас і Духом владичним утверди нас, і радість спасіння твого яви нам. Не відкинь нас від лиця твого, але дозволь, як Добрий і Людинолюбець, аж до останнього нашого віддиху появляти тобі жертву справедливости й пр</w:t>
+      </w:r>
+      <w:r>
+        <w:rPr>
+          <w:rFonts w:ascii="Times New Roman" w:hAnsi="Times New Roman"/>
+          <w:color w:val="000000"/>
+          <w:sz w:val="24"/>
+          <w:szCs w:val="24"/>
+        </w:rPr>
+        <w:t>иноси на святих твоїх жертовниках, милістю і ласками і людинолюб'ям єдинородного Сина твого, з яким ти є благословенний з пресвятим, добрим і животворящим твоїм Духом, нині й повсякчас, і на віки віків. Амінь.</w:t>
       </w:r>
     </w:p>
     <w:p>
@@ -17297,7 +17297,7 @@
           <w:sz w:val="24"/>
           <w:szCs w:val="24"/>
         </w:rPr>
-        <w:t>Бо Ти благий і Чоловіколюбець Бог єси і Тобі славу возсилаємо Отцю, і Сину, і Святому Духові</w:t>
+        <w:t>Бо Ти благий і Людинолюбець Бог єси і Тобі славу возсилаємо Отцю, і Сину, і Святому Духові</w:t>
       </w:r>
       <w:r>
         <w:rPr>
@@ -17968,7 +17968,7 @@
           <w:szCs w:val="24"/>
           <w:u w:val="single"/>
         </w:rPr>
-        <w:t xml:space="preserve">ас від лиця твого, але дозволь, як Добрий і Чоловіколюбець, аж до останнього нашого віддиху появляти тобі жертву справедливости й приноси на святих твоїх жертовниках, милістю і ласками і чоловіколюб'ям єдинородного Сина твого, з яким ти є благословенний з </w:t>
+        <w:t xml:space="preserve">ас від лиця твого, але дозволь, як Добрий і Людинолюбець, аж до останнього нашого віддиху появляти тобі жертву справедливости й приноси на святих твоїх жертовниках, милістю і ласками і людинолюб'ям єдинородного Сина твого, з яким ти є благословенний з </w:t>
       </w:r>
       <w:r>
         <w:rPr>
@@ -23684,7 +23684,7 @@
           <w:sz w:val="24"/>
           <w:szCs w:val="24"/>
         </w:rPr>
-        <w:t>де в чому згрішили добровільно чи недобровільно, як добрий і чоловіколюбний Бог, прости і даруй нам земні й небесні добра твої:</w:t>
+        <w:t>де в чому згрішили добровільно чи недобровільно, як добрий і людинолюбний Бог, прости і даруй нам земні й небесні добра твої:</w:t>
       </w:r>
     </w:p>
     <w:p>
@@ -25171,7 +25171,7 @@
           <w:sz w:val="24"/>
           <w:szCs w:val="24"/>
         </w:rPr>
-        <w:t xml:space="preserve"> благий і чоловіколюбець.</w:t>
+        <w:t xml:space="preserve"> благий і людинолюбний.</w:t>
       </w:r>
     </w:p>
     <w:p>
